--- a/deliverables/TxID_Bioinformatics_Application_Note_2026-09-20/manuscript.en.docx
+++ b/deliverables/TxID_Bioinformatics_Application_Note_2026-09-20/manuscript.en.docx
@@ -15,6 +15,30 @@
     </w:p>
     <w:p>
       <w:pPr>
+        <w:spacing w:before="0" w:after="55" w:line="480" w:lineRule="auto"/>
+      </w:pPr>
+      <w:r>
+        <w:t>[AUTHOR NAMES AND AFFILIATION INDICES]</w:t>
+      </w:r>
+    </w:p>
+    <w:p>
+      <w:pPr>
+        <w:spacing w:before="0" w:after="55" w:line="480" w:lineRule="auto"/>
+      </w:pPr>
+      <w:r>
+        <w:t>[AFFILIATIONS: DEPARTMENT, INSTITUTION, CITY, POSTCODE, COUNTRY]</w:t>
+      </w:r>
+    </w:p>
+    <w:p>
+      <w:pPr>
+        <w:spacing w:before="0" w:after="55" w:line="480" w:lineRule="auto"/>
+      </w:pPr>
+      <w:r>
+        <w:t>Corresponding author: [CORRESPONDING AUTHOR NAME]</w:t>
+      </w:r>
+    </w:p>
+    <w:p>
+      <w:pPr>
         <w:spacing w:before="180" w:after="100" w:line="276" w:lineRule="auto"/>
         <w:pStyle w:val="Heading1"/>
         <w:keepNext/>
@@ -48,15 +72,23 @@
         <w:keepNext/>
       </w:pPr>
       <w:r>
-        <w:t>Availability and implementation</w:t>
-      </w:r>
-    </w:p>
-    <w:p>
-      <w:pPr>
-        <w:spacing w:before="0" w:after="55" w:line="480" w:lineRule="auto"/>
-      </w:pPr>
-      <w:r>
-        <w:t>TxID requires Python 3.10 or later, has no runtime dependencies and uses a BSD 3-Clause license. Source code, the versioned specification, tests and installation instructions are supplied in the accompanying TxID 0.1.3 source archive.</w:t>
+        <w:t>Availability and Implementation</w:t>
+      </w:r>
+    </w:p>
+    <w:p>
+      <w:pPr>
+        <w:spacing w:before="0" w:after="55" w:line="480" w:lineRule="auto"/>
+      </w:pPr>
+      <w:r>
+        <w:t xml:space="preserve">TxID is implemented in Python 3.10 or later, has no third-party runtime dependencies and is distributed under the BSD 3-Clause license. Source code, the versioned specification, tests and installation instructions are provided at </w:t>
+      </w:r>
+      <w:hyperlink r:id="rIdLink1" w:history="1">
+        <w:r>
+          <w:t>https://github.com/dawangran/TxID</w:t>
+        </w:r>
+      </w:hyperlink>
+      <w:r>
+        <w:t>.</w:t>
       </w:r>
     </w:p>
     <w:p>
@@ -66,7 +98,25 @@
         <w:keepNext/>
       </w:pPr>
       <w:r>
-        <w:t>Supplementary information</w:t>
+        <w:t>Contact</w:t>
+      </w:r>
+    </w:p>
+    <w:p>
+      <w:pPr>
+        <w:spacing w:before="0" w:after="55" w:line="480" w:lineRule="auto"/>
+      </w:pPr>
+      <w:r>
+        <w:t>[CONTACT EMAIL]</w:t>
+      </w:r>
+    </w:p>
+    <w:p>
+      <w:pPr>
+        <w:spacing w:before="140" w:after="80" w:line="276" w:lineRule="auto"/>
+        <w:pStyle w:val="Heading2"/>
+        <w:keepNext/>
+      </w:pPr>
+      <w:r>
+        <w:t>Supplementary Information</w:t>
       </w:r>
     </w:p>
     <w:p>
@@ -316,15 +366,61 @@
         <w:keepNext/>
       </w:pPr>
       <w:r>
-        <w:t>Data availability</w:t>
-      </w:r>
-    </w:p>
-    <w:p>
-      <w:pPr>
-        <w:spacing w:before="0" w:after="55" w:line="480" w:lineRule="auto"/>
-      </w:pPr>
-      <w:r>
-        <w:t>The public ENCODE annotations are identified in Table S1; the new read-based case uses ENCFF105WIJ. Numerical source data, input manifests, analysis scripts and the unmodified caller annotations for that case are included in the accompanying reproducibility package.</w:t>
+        <w:t>Acknowledgements</w:t>
+      </w:r>
+    </w:p>
+    <w:p>
+      <w:pPr>
+        <w:spacing w:before="140" w:after="80" w:line="276" w:lineRule="auto"/>
+        <w:pStyle w:val="Heading2"/>
+        <w:keepNext/>
+      </w:pPr>
+      <w:r>
+        <w:t>Funding</w:t>
+      </w:r>
+    </w:p>
+    <w:p>
+      <w:pPr>
+        <w:spacing w:before="0" w:after="55" w:line="480" w:lineRule="auto"/>
+      </w:pPr>
+      <w:r>
+        <w:t>[AUTHOR FUNDING STATEMENT]</w:t>
+      </w:r>
+    </w:p>
+    <w:p>
+      <w:pPr>
+        <w:spacing w:before="140" w:after="80" w:line="276" w:lineRule="auto"/>
+        <w:pStyle w:val="Heading2"/>
+        <w:keepNext/>
+      </w:pPr>
+      <w:r>
+        <w:t>Author contributions</w:t>
+      </w:r>
+    </w:p>
+    <w:p>
+      <w:pPr>
+        <w:spacing w:before="0" w:after="55" w:line="480" w:lineRule="auto"/>
+      </w:pPr>
+      <w:r>
+        <w:t>[AUTHOR CONTRIBUTIONS]</w:t>
+      </w:r>
+    </w:p>
+    <w:p>
+      <w:pPr>
+        <w:spacing w:before="140" w:after="80" w:line="276" w:lineRule="auto"/>
+        <w:pStyle w:val="Heading2"/>
+        <w:keepNext/>
+      </w:pPr>
+      <w:r>
+        <w:t>Use of AI tools</w:t>
+      </w:r>
+    </w:p>
+    <w:p>
+      <w:pPr>
+        <w:spacing w:before="0" w:after="55" w:line="480" w:lineRule="auto"/>
+      </w:pPr>
+      <w:r>
+        <w:t>OpenAI Codex assisted with drafting, translation, code revision and verification workflows. The installed Codex CLI version recorded during final preparation was 0.142.2. [AUTHOR REVIEW STATEMENT]</w:t>
       </w:r>
     </w:p>
     <w:p>
@@ -334,15 +430,41 @@
         <w:keepNext/>
       </w:pPr>
       <w:r>
-        <w:t>Acknowledgements</w:t>
-      </w:r>
-    </w:p>
-    <w:p>
-      <w:pPr>
-        <w:spacing w:before="0" w:after="55" w:line="480" w:lineRule="auto"/>
-      </w:pPr>
-      <w:r>
-        <w:t>OpenAI Codex assisted with drafting, translation, code revision and verification workflows. Numerical results were taken from retained reports or produced by the recorded computational workflows.</w:t>
+        <w:t>Conflict of interest</w:t>
+      </w:r>
+    </w:p>
+    <w:p>
+      <w:pPr>
+        <w:spacing w:before="0" w:after="55" w:line="480" w:lineRule="auto"/>
+      </w:pPr>
+      <w:r>
+        <w:t>[AUTHOR COMPETING-INTEREST STATEMENT]</w:t>
+      </w:r>
+    </w:p>
+    <w:p>
+      <w:pPr>
+        <w:spacing w:before="180" w:after="100" w:line="276" w:lineRule="auto"/>
+        <w:pStyle w:val="Heading1"/>
+        <w:keepNext/>
+      </w:pPr>
+      <w:r>
+        <w:t>Data availability</w:t>
+      </w:r>
+    </w:p>
+    <w:p>
+      <w:pPr>
+        <w:spacing w:before="0" w:after="55" w:line="480" w:lineRule="auto"/>
+      </w:pPr>
+      <w:r>
+        <w:t xml:space="preserve">Public ENCODE input accessions are listed in Table S1; the real-read case uses ENCFF105WIJ. Numerical source data, input manifests, analysis scripts and unmodified caller annotations are provided in the </w:t>
+      </w:r>
+      <w:hyperlink r:id="rIdLink2" w:history="1">
+        <w:r>
+          <w:t>versioned reproducibility materials</w:t>
+        </w:r>
+      </w:hyperlink>
+      <w:r>
+        <w:t>.</w:t>
       </w:r>
     </w:p>
     <w:p>
@@ -430,98 +552,202 @@
         <w:spacing w:before="0" w:after="55" w:line="480" w:lineRule="auto"/>
       </w:pPr>
       <w:r>
-        <w:t>ENCODE Project Consortium, Moore JE, Purcaro MJ et al. Expanded encyclopaedias of DNA elements in the human and mouse genomes. Nature 2020;583:699–710. doi:10.1038/s41586-020-2493-4 (https://doi.org/10.1038/s41586-020-2493-4).</w:t>
-      </w:r>
-    </w:p>
-    <w:p>
-      <w:pPr>
-        <w:spacing w:before="0" w:after="55" w:line="480" w:lineRule="auto"/>
-      </w:pPr>
-      <w:r>
-        <w:t>Jackman SD, Bohlmann J, Birol I. UniqTag: content-derived unique and stable identifiers for gene annotation. PLoS One 2015;10:e0128026. doi:10.1371/journal.pone.0128026 (https://doi.org/10.1371/journal.pone.0128026).</w:t>
-      </w:r>
-    </w:p>
-    <w:p>
-      <w:pPr>
-        <w:spacing w:before="0" w:after="55" w:line="480" w:lineRule="auto"/>
-      </w:pPr>
-      <w:r>
-        <w:t>Kabza M, Ritter A, Byrne A et al. Accurate long-read transcript discovery and quantification at single-cell, pseudo-bulk and bulk resolution with Isosceles. Nat Commun 2024;15:7316. doi:10.1038/s41467-024-51584-3 (https://doi.org/10.1038/s41467-024-51584-3).</w:t>
-      </w:r>
-    </w:p>
-    <w:p>
-      <w:pPr>
-        <w:spacing w:before="0" w:after="55" w:line="480" w:lineRule="auto"/>
-      </w:pPr>
-      <w:r>
-        <w:t>Kovaka S, Zimin AV, Pertea GM et al. Transcriptome assembly from long-read RNA-seq alignments with StringTie2. Genome Biol 2019;20:278. doi:10.1186/s13059-019-1910-1 (https://doi.org/10.1186/s13059-019-1910-1).</w:t>
-      </w:r>
-    </w:p>
-    <w:p>
-      <w:pPr>
-        <w:spacing w:before="0" w:after="55" w:line="480" w:lineRule="auto"/>
-      </w:pPr>
-      <w:r>
-        <w:t>Liu CS, Chun J. isoSeQL: comparing long-read isoforms across multiple datasets. Bioinformatics 2026;42:btaf680. doi:10.1093/bioinformatics/btaf680 (https://doi.org/10.1093/bioinformatics/btaf680).</w:t>
-      </w:r>
-    </w:p>
-    <w:p>
-      <w:pPr>
-        <w:spacing w:before="0" w:after="55" w:line="480" w:lineRule="auto"/>
-      </w:pPr>
-      <w:r>
-        <w:t>Mudge JM, Carbonell-Sala S, Diekhans M et al. GENCODE 2025: reference gene annotation for human and mouse. Nucleic Acids Res 2025;53:D966–D975. doi:10.1093/nar/gkae1078 (https://doi.org/10.1093/nar/gkae1078).</w:t>
-      </w:r>
-    </w:p>
-    <w:p>
-      <w:pPr>
-        <w:spacing w:before="0" w:after="55" w:line="480" w:lineRule="auto"/>
-      </w:pPr>
-      <w:r>
-        <w:t>Pardo-Palacios FJ, Arzalluz-Luque A, Kondratova L et al. SQANTI3: curation of long-read transcriptomes for accurate identification of known and novel isoforms. Nat Methods 2024;21:793–797. doi:10.1038/s41592-024-02229-2 (https://doi.org/10.1038/s41592-024-02229-2).</w:t>
-      </w:r>
-    </w:p>
-    <w:p>
-      <w:pPr>
-        <w:spacing w:before="0" w:after="55" w:line="480" w:lineRule="auto"/>
-      </w:pPr>
-      <w:r>
-        <w:t>Pertea G, Pertea M. GFF Utilities: GffRead and GffCompare [version 2; peer review: 3 approved]. F1000Research 2020;9:304. doi:10.12688/f1000research.23297.2 (https://doi.org/10.12688/f1000research.23297.2).</w:t>
-      </w:r>
-    </w:p>
-    <w:p>
-      <w:pPr>
-        <w:spacing w:before="0" w:after="55" w:line="480" w:lineRule="auto"/>
-      </w:pPr>
-      <w:r>
-        <w:t>Prjibelski AD, Mikheenko A, Joglekar A et al. Accurate isoform discovery with IsoQuant using long reads. Nat Biotechnol 2023;41:915–918. doi:10.1038/s41587-022-01565-y (https://doi.org/10.1038/s41587-022-01565-y).</w:t>
-      </w:r>
-    </w:p>
-    <w:p>
-      <w:pPr>
-        <w:spacing w:before="0" w:after="55" w:line="480" w:lineRule="auto"/>
-      </w:pPr>
-      <w:r>
-        <w:t>Wagner AH, Babb L, Alterovitz G et al. The GA4GH Variation Representation Specification: a computational framework for variation representation and federated identification. Cell Genom 2021;1:100027. doi:10.1016/j.xgen.2021.100027 (https://doi.org/10.1016/j.xgen.2021.100027).</w:t>
-      </w:r>
-    </w:p>
-    <w:p>
-      <w:pPr>
-        <w:spacing w:before="0" w:after="55" w:line="480" w:lineRule="auto"/>
-      </w:pPr>
-      <w:r>
-        <w:t>Wyman D, Balderrama-Gutierrez G, Reese F et al. A technology-agnostic long-read analysis pipeline for transcriptome discovery and quantification. bioRxiv 2020;672931, version 2, posted 24 March 2020. doi:10.1101/672931 (https://doi.org/10.1101/672931).</w:t>
+        <w:t xml:space="preserve">ENCODE Project Consortium, Moore JE, Purcaro MJ et al. Expanded encyclopaedias of DNA elements in the human and mouse genomes. Nature 2020;583:699–710. </w:t>
+      </w:r>
+      <w:hyperlink r:id="rIdLink3" w:history="1">
+        <w:r>
+          <w:t>doi:10.1038/s41586-020-2493-4</w:t>
+        </w:r>
+      </w:hyperlink>
+      <w:r>
+        <w:t>.</w:t>
+      </w:r>
+    </w:p>
+    <w:p>
+      <w:pPr>
+        <w:spacing w:before="0" w:after="55" w:line="480" w:lineRule="auto"/>
+      </w:pPr>
+      <w:r>
+        <w:t xml:space="preserve">Jackman SD, Bohlmann J, Birol I. UniqTag: content-derived unique and stable identifiers for gene annotation. PLoS One 2015;10:e0128026. </w:t>
+      </w:r>
+      <w:hyperlink r:id="rIdLink4" w:history="1">
+        <w:r>
+          <w:t>doi:10.1371/journal.pone.0128026</w:t>
+        </w:r>
+      </w:hyperlink>
+      <w:r>
+        <w:t>.</w:t>
+      </w:r>
+    </w:p>
+    <w:p>
+      <w:pPr>
+        <w:spacing w:before="0" w:after="55" w:line="480" w:lineRule="auto"/>
+      </w:pPr>
+      <w:r>
+        <w:t xml:space="preserve">Kabza M, Ritter A, Byrne A et al. Accurate long-read transcript discovery and quantification at single-cell, pseudo-bulk and bulk resolution with Isosceles. Nat Commun 2024;15:7316. </w:t>
+      </w:r>
+      <w:hyperlink r:id="rIdLink5" w:history="1">
+        <w:r>
+          <w:t>doi:10.1038/s41467-024-51584-3</w:t>
+        </w:r>
+      </w:hyperlink>
+      <w:r>
+        <w:t>.</w:t>
+      </w:r>
+    </w:p>
+    <w:p>
+      <w:pPr>
+        <w:spacing w:before="0" w:after="55" w:line="480" w:lineRule="auto"/>
+      </w:pPr>
+      <w:r>
+        <w:t xml:space="preserve">Kovaka S, Zimin AV, Pertea GM et al. Transcriptome assembly from long-read RNA-seq alignments with StringTie2. Genome Biol 2019;20:278. </w:t>
+      </w:r>
+      <w:hyperlink r:id="rIdLink6" w:history="1">
+        <w:r>
+          <w:t>doi:10.1186/s13059-019-1910-1</w:t>
+        </w:r>
+      </w:hyperlink>
+      <w:r>
+        <w:t>.</w:t>
+      </w:r>
+    </w:p>
+    <w:p>
+      <w:pPr>
+        <w:spacing w:before="0" w:after="55" w:line="480" w:lineRule="auto"/>
+      </w:pPr>
+      <w:r>
+        <w:t xml:space="preserve">Liu CS, Chun J. isoSeQL: comparing long-read isoforms across multiple datasets. Bioinformatics 2026;42:btaf680. </w:t>
+      </w:r>
+      <w:hyperlink r:id="rIdLink7" w:history="1">
+        <w:r>
+          <w:t>doi:10.1093/bioinformatics/btaf680</w:t>
+        </w:r>
+      </w:hyperlink>
+      <w:r>
+        <w:t>.</w:t>
+      </w:r>
+    </w:p>
+    <w:p>
+      <w:pPr>
+        <w:spacing w:before="0" w:after="55" w:line="480" w:lineRule="auto"/>
+      </w:pPr>
+      <w:r>
+        <w:t xml:space="preserve">Mudge JM, Carbonell-Sala S, Diekhans M et al. GENCODE 2025: reference gene annotation for human and mouse. Nucleic Acids Res 2025;53:D966–D975. </w:t>
+      </w:r>
+      <w:hyperlink r:id="rIdLink8" w:history="1">
+        <w:r>
+          <w:t>doi:10.1093/nar/gkae1078</w:t>
+        </w:r>
+      </w:hyperlink>
+      <w:r>
+        <w:t>.</w:t>
+      </w:r>
+    </w:p>
+    <w:p>
+      <w:pPr>
+        <w:spacing w:before="0" w:after="55" w:line="480" w:lineRule="auto"/>
+      </w:pPr>
+      <w:r>
+        <w:t xml:space="preserve">Pardo-Palacios FJ, Arzalluz-Luque A, Kondratova L et al. SQANTI3: curation of long-read transcriptomes for accurate identification of known and novel isoforms. Nat Methods 2024;21:793–797. </w:t>
+      </w:r>
+      <w:hyperlink r:id="rIdLink9" w:history="1">
+        <w:r>
+          <w:t>doi:10.1038/s41592-024-02229-2</w:t>
+        </w:r>
+      </w:hyperlink>
+      <w:r>
+        <w:t>.</w:t>
+      </w:r>
+    </w:p>
+    <w:p>
+      <w:pPr>
+        <w:spacing w:before="0" w:after="55" w:line="480" w:lineRule="auto"/>
+      </w:pPr>
+      <w:r>
+        <w:t xml:space="preserve">Pertea G, Pertea M. GFF Utilities: GffRead and GffCompare [version 2; peer review: 3 approved]. F1000Research 2020;9:304. </w:t>
+      </w:r>
+      <w:hyperlink r:id="rIdLink10" w:history="1">
+        <w:r>
+          <w:t>doi:10.12688/f1000research.23297.2</w:t>
+        </w:r>
+      </w:hyperlink>
+      <w:r>
+        <w:t>.</w:t>
+      </w:r>
+    </w:p>
+    <w:p>
+      <w:pPr>
+        <w:spacing w:before="0" w:after="55" w:line="480" w:lineRule="auto"/>
+      </w:pPr>
+      <w:r>
+        <w:t xml:space="preserve">Prjibelski AD, Mikheenko A, Joglekar A et al. Accurate isoform discovery with IsoQuant using long reads. Nat Biotechnol 2023;41:915–918. </w:t>
+      </w:r>
+      <w:hyperlink r:id="rIdLink11" w:history="1">
+        <w:r>
+          <w:t>doi:10.1038/s41587-022-01565-y</w:t>
+        </w:r>
+      </w:hyperlink>
+      <w:r>
+        <w:t>.</w:t>
+      </w:r>
+    </w:p>
+    <w:p>
+      <w:pPr>
+        <w:spacing w:before="0" w:after="55" w:line="480" w:lineRule="auto"/>
+      </w:pPr>
+      <w:r>
+        <w:t xml:space="preserve">Wagner AH, Babb L, Alterovitz G et al. The GA4GH Variation Representation Specification: a computational framework for variation representation and federated identification. Cell Genom 2021;1:100027. </w:t>
+      </w:r>
+      <w:hyperlink r:id="rIdLink12" w:history="1">
+        <w:r>
+          <w:t>doi:10.1016/j.xgen.2021.100027</w:t>
+        </w:r>
+      </w:hyperlink>
+      <w:r>
+        <w:t>.</w:t>
+      </w:r>
+    </w:p>
+    <w:p>
+      <w:pPr>
+        <w:spacing w:before="0" w:after="55" w:line="480" w:lineRule="auto"/>
+      </w:pPr>
+      <w:r>
+        <w:t xml:space="preserve">Wyman D, Balderrama-Gutierrez G, Reese F et al. A technology-agnostic long-read analysis pipeline for transcriptome discovery and quantification. bioRxiv 2020;672931, version 2, posted 24 March 2020. </w:t>
+      </w:r>
+      <w:hyperlink r:id="rIdLink13" w:history="1">
+        <w:r>
+          <w:t>doi:10.1101/672931</w:t>
+        </w:r>
+      </w:hyperlink>
+      <w:r>
+        <w:t>.</w:t>
       </w:r>
     </w:p>
     <w:sectPr>
+      <w:footerReference w:type="default" r:id="rIdPageFooter"/>
       <w:pgSz w:w="11906" w:h="16838"/>
       <w:pgMar w:top="850" w:right="850" w:bottom="850" w:left="850" w:header="500" w:footer="500" w:gutter="0"/>
+      <w:lnNumType w:countBy="1" w:restart="continuous"/>
       <w:cols w:space="708"/>
-      <w:lnNumType w:countBy="1" w:restart="continuous"/>
       <w:docGrid w:linePitch="360"/>
     </w:sectPr>
   </w:body>
 </w:document>
+</file>
+
+<file path=word/footer1.xml><?xml version="1.0" encoding="utf-8"?>
+<w:ftr xmlns:w="http://schemas.openxmlformats.org/wordprocessingml/2006/main">
+  <w:p>
+    <w:pPr>
+      <w:jc w:val="center"/>
+    </w:pPr>
+    <w:fldSimple w:instr="PAGE">
+      <w:r>
+        <w:t>1</w:t>
+      </w:r>
+    </w:fldSimple>
+  </w:p>
+</w:ftr>
 </file>
 
 <file path=word/styles.xml><?xml version="1.0" encoding="utf-8"?>
